--- a/rus/docx/43.content.docx
+++ b/rus/docx/43.content.docx
@@ -11,6 +11,15 @@
         <w:pStyle w:val="Heading2"/>
       </w:pPr>
       <w:r>
+        <w:t>Resource: Заметки к учебнику (Тиндейл)</w:t>
+      </w:r>
+      <w:r/>
+    </w:p>
+    <w:p>
+      <w:pPr>
+        <w:pStyle w:val="Heading2"/>
+      </w:pPr>
+      <w:r>
         <w:t>License Information</w:t>
       </w:r>
       <w:r/>
@@ -21,7 +30,7 @@
         <w:rPr>
           <w:b/>
         </w:rPr>
-        <w:t>Study Notes (Tyndale)</w:t>
+        <w:t>Заметки к учебнику (Тиндейл)</w:t>
       </w:r>
       <w:r>
         <w:t xml:space="preserve"> (Russian) is based on</w:t>
@@ -74,7 +83,7 @@
         <w:pStyle w:val="Heading1"/>
       </w:pPr>
       <w:r>
-        <w:t>Study Notes (Tyndale)</w:t>
+        <w:t>Заметки к учебнику (Тиндейл)</w:t>
       </w:r>
     </w:p>
     <w:p>
@@ -83,6 +92,51 @@
           <w:headerReference w:type="even" r:id="rId8"/>
           <w:headerReference w:type="default" r:id="rId9"/>
           <w:footerReference w:type="default" r:id="rId10"/>
+          <w:footnotePr>
+            <w:numRestart w:val="eachSect"/>
+          </w:footnotePr>
+          <w:type w:val="continuous"/>
+          <w:pgSz w:w="12240" w:h="15840" w:code="1"/>
+          <w:pgMar w:top="1440" w:right="1440" w:bottom="1440" w:left="1440" w:header="504" w:footer="504" w:gutter="0"/>
+          <w:cols w:space="708"/>
+          <w:titlePg/>
+          <w:docGrid w:linePitch="360"/>
+        </w:sectPr>
+      </w:pPr>
+    </w:p>
+    <w:p>
+      <w:r/>
+    </w:p>
+    <w:p>
+      <w:pPr>
+        <w:pStyle w:val="Heading2"/>
+      </w:pPr>
+      <w:r>
+        <w:t>JHN</w:t>
+      </w:r>
+      <w:r/>
+    </w:p>
+    <w:p>
+      <w:r/>
+      <w:r>
+        <w:rPr>
+          <w:i/>
+        </w:rPr>
+        <w:t>От Иоанна 1:1, От Иоанна 1:1–18, От Иоанна 1:3, От Иоанна 1:4, От Иоанна 1:4–5, От Иоанна 1:5, От Иоанна 1:6–9, От Иоанна 1:8, От Иоанна 1:10, От Иоанна 1:12, От Иоанна 1:13, От Иоанна 1:14, От Иоанна 1:15, От Иоанна 1:17, От Иоанна 1:18, От Иоанна1:19–51, От Иоанна 1:19–12:50, От Иоанна 1:20, От Иоанна 1:21, От Иоанна 1:22–23, От Иоанна 1:24, От Иоанна 1:25–26, От Иоанна 1:27, От Иоанна 1:29, От Иоанна 1:32, От Иоанна 1:34, От Иоанна 1:35–51, От Иоанна 1:40–42, От Иоанна 1:43–44, От Иоанна 1:45, От Иоанна 1:46, От Иоанна 1:47, От Иоанна 1:48–49, От Иоанна 1:51, От Иоанна 2:1, От Иоанна 2:1–25, От Иоанна 2:1–10:42, От Иоанна 2:3, От Иоанна 2:4, От Иоанна 2:6, От Иоанна 2:9–10, От Иоанна 2:11, От Иоанна 2:13, От Иоанна 2:14–17, От Иоанна 2:19–21, От Иоанна 2:22, От Иоанна 2:24, От Иоанна 3:1, От Иоанна 3:2, От Иоанна 3:3, От Иоанна 3:5, От Иоанна 3:8, От Иоанна 3:13, От Иоанна 3:14–15, От Иоанна 3:16, От Иоанна 3:16–21, От Иоанна 3:18, От Иоанна 3:19–20, От Иоанна 3:22, От Иоанна 3:22–36, От Иоанна 3:24, От Иоанна 3:26, От Иоанна 3:27–35, От Иоанна 3:29, От Иоанна 3:31, От Иоанна 3:34–35, От Иоанна 3:36, От Иоанна 4:1–42, От Иоанна 4:2, От Иоанна 4:3, От Иоанна 4:4–6, От Иоанна 4:7, От Иоанна 4:9, От Иоанна 4:10, От Иоанна 4:11, От Иоанна 4:12, От Иоанна 4:14, От Иоанна 4:15, От Иоанна 4:16–18, От Иоанна 4:19, От Иоанна 4:19–20, От Иоанна 4:20, От Иоанна 4:21–22, От Иоанна 4:24, От Иоанна 4:26, От Иоанна 4:27–30, От Иоанна 4:32–34, От Иоанна 4:35, От Иоанна 4:38, От Иоанна 4:39–40, От Иоанна 4:42, От Иоанна 4:44–45, От Иоанна 4:48, От Иоанна 4:50, От Иоанна 4:53, От Иоанна 4:54, От Иоанна 5:1, От Иоанна 5:1–40, От Иоанна 5:1–10:42, От Иоанна 5:2, От Иоанна 5:3, От Иоанна 5:5, От Иоанна 5:8–9, От Иоанна 5:12, От Иоанна 5:14, От Иоанна 5:17, От Иоанна 5:19–30, От Иоанна 5:21, От Иоанна 5:22, От Иоанна 5:23, От Иоанна 5:24, От Иоанна 5:31–40, От Иоанна 5:32, От Иоанна 5:33–35, От Иоанна 5:36, От Иоанна 5:39–40, От Иоанна 5:41–47, От Иоанна 5:42, От Иоанна 5:44, От Иоанна 5:45–46, От Иоанна 6:1–15, От Иоанна 6:1–71, От Иоанна 6:5, От Иоанна 6:9, От Иоанна 6:10, От Иоанна 6:11, От Иоанна 6:14, От Иоанна 6:15, От Иоанна 6:18, От Иоанна 6:19, От Иоанна 6:20, От Иоанна 6:21, От Иоанна 6:24, От Иоанна 6:26, От Иоанна 6:26–59, От Иоанна 6:27, От Иоанна 6:30, От Иоанна 6:32–33, От Иоанна 6:34, От Иоанна 6:35, От Иоанна 6:37, От Иоанна 6:37–40, От Иоанна 6:41–42, От Иоанна 6:43–51, От Иоанна 6:49–50, От Иоанна 6:51, От Иоанна 6:53–58, От Иоанна 6:60–61, От Иоанна 6:63, От Иоанна 6:65, От Иоанна 6:68–69, От Иоанна 6:70–71, От Иоанна 7:1–52, От Иоанна 7:2, От Иоанна 7:3–5, От Иоанна 7:6–8, От Иоанна 7:15, От Иоанна 7:17, От Иоанна 7:19, От Иоанна 7:20, От Иоанна 7:22, От Иоанна 7:27, От Иоанна 7:29, От Иоанна 7:30, От Иоанна 7:32–36, От Иоанна 7:37–38, От Иоанна 7:39, От Иоанна 7:41–42, От Иоанна 7:45–52, От Иоанна 7:49–51, От Иоанна 7:52, От Иоанна 7:53–8:11, От Иоанна 8:3, От Иоанна 8:4, От Иоанна 8:5, От Иоанна 8:6, От Иоанна 8:7, От Иоанна 8:9, От Иоанна 8:11, От Иоанна 8:12, От Иоанна 8:12–59, От Иоанна 8:13, От Иоанна 8:14–15, От Иоанна 8:19, От Иоанна 8:20, От Иоанна 8:21, От Иоанна 8:23, От Иоанна 8:24, От Иоанна 8:25, От Иоанна 8:28, От Иоанна 8:30, От Иоанна 8:31–32, От Иоанна 8:33, От Иоанна 8:35, От Иоанна 8:37–41, От Иоанна 8:41, От Иоанна 8:44, От Иоанна 8:48–49, От Иоанна 8:53, От Иоанна 8:56, От Иоанна 8:57, От Иоанна 8:58, От Иоанна 8:59, От Иоанна 9:1–41, От Иоанна 9:2, От Иоанна 9:5, От Иоанна 9:6, От Иоанна 9:7, От Иоанна 9:11, От Иоанна 9:13, От Иоанна 9:17, От Иоанна 9:18, От Иоанна 9:20–22, От Иоанна 9:24, От Иоанна 9:28–29, От Иоанна 9:30, От Иоанна 9:32–33, От Иоанна 9:34, От Иоанна 9:35, От Иоанна 9:35–38, От Иоанна 9:40–41, От Иоанна 10:1, От Иоанна 10:1–21, От Иоанна 10:1–42, От Иоанна 10:3, От Иоанна 10:4, От Иоанна 10:7, От Иоанна 10:9, От Иоанна 10:10, От Иоанна 10:11–13, От Иоанна 10:11–14, От Иоанна 10:14–17, От Иоанна 10:15, От Иоанна 10:16, От Иоанна 10:18, От Иоанна 10:19–21, От Иоанна 10:22, От Иоанна 10:23, От Иоанна 10:24, От Иоанна 10:25, От Иоанна 10:25–42, От Иоанна 10:27–29, От Иоанна 10:30, От Иоанна 10:31–33, От Иоанна 10:34–36, От Иоанна 10:38, От Иоанна 10:40, От Иоанна 10:41, От Иоанна 10:42, От Иоанна 11:1, От Иоанна 11:1–57, От Иоанна 11:3, От Иоанна 11:4, От Иоанна 11:6, От Иоанна 11:8, От Иоанна 11:16, От Иоанна 11:17, От Иоанна 11:19, От Иоанна 11:21, От Иоанна 11:22, От Иоанна 11:24, От Иоанна 11:25, От Иоанна 11:26–27, От Иоанна 11:28–32, От Иоанна 11:33, От Иоанна 11:39, От Иоанна 11:45–46, От Иоанна 11:48, От Иоанна 11:49, От Иоанна 11:50–51, От Иоанна 11:52, От Иоанна 11:53–54, От Иоанна 11:55–57, От Иоанна 12:1, От Иоанна 12:1–50, От Иоанна 12:2, От Иоанна 12:3, От Иоанна 12:5, От Иоанна 12:7, От Иоанна 12:8, От Иоанна 12:12, От Иоанна 12:13, От Иоанна 12:14, От Иоанна 12:16, От Иоанна 12:17–19, От Иоанна 12:19, От Иоанна 12:20, От Иоанна 12:21, От Иоанна 12:23, От Иоанна 12:24, От Иоанна 12:25, От Иоанна 12:27, От Иоанна 12:28, От Иоанна 12:29, От Иоанна 12:31–33, От Иоанна 12:32–34, От Иоанна 12:34, От Иоанна 12:36, От Иоанна 12:37, От Иоанна 12:39–40, От Иоанна 12:41, От Иоанна 12:42–43, От Иоанна 12:44–50, От Иоанна 12:49–50, От Иоанна 13:1–38, От Иоанна 13:1–20.31, От Иоанна 13:2, От Иоанна 13:4–5, От Иоанна 13:8, От Иоанна 13:9, От Иоанна 13:10, От Иоанн 13:14–15, От Иоанна 13:16, От Иоанна 13:18, От Иоанна 13:19, От Иоанна 13:21, От Иоанна 13:23, От Иоанна 13:25, От Иоанна 13:26, От Иоанна 13:27, От Иоанна 13:28–29, От Иоанна 13:30, От Иоанна 13:31, От Иоанна 13:31–17:26, От Иоанна 13:33, От Иоанна 13:34–35, От Иоанна 13:37, От Иоанна 14:1, От Иоанна 14:1–31, От Иоанна 14:2, От Иоанна 14:3, От Иоанна 14:6, От Иоанна 14:8, От Иоанна 14:9, От Иоанна 14:10, От Иоанна 14:12, От Иоанна 14:15, От Иоанна 14:16, От Иоанна 14:17, От Иоанна 14:18, От Иоанна 14:20, От Иоанна 14:22, От Иоанна 14:23–24, От Иоанна 14:26, От Иоанна 14:27, От Иоанна 14:28, От Иоанна 14:30, От Иоанна 15:1, От Иоанна 15:1–27, От Иоанна 15:2–3, От Иоанна 15:4, От Иоанна 15:6, От Иоанна 15:7, От Иоанна 15:8, От Иоанна 15:10, От Иоанна 15:12–13, От Иоанна 15:14–16, От Иоанна 15:15, От Иоанна 15:18–27, От Иоанна 15:20, От Иоанна 15:22–24, От Иоанна 15:25, От Иоанна 15:26, От Иоанна 15:27, От Иоанна 16:1–2, От Иоанна 16:7, От Иоанна 16:8, От Иоанна 16:8–11, От Иоанна 16:11, От Иоанна 16:13, От Иоанна 16:16, От Иоанна 16:16–33, От Иоанна 16:20, От Иоанна 16:21, От Иоанна 16:23–24, От Иоанна 16:25, От Иоанна 16:26–27, От Иоанна 16:33, От Иоанна 17:1, От Иоанна 17:1–26, От Иоанна 17:2, От Иоанна 17:3, От Иоанна 17:4, От Иоанна 17:5, От Иоанна 17:6, От Иоанна 17:8, От Иоанна 17:9–19, От Иоанна 17:10, От Иоанна 17:11, От Иоанна 17:12–13, От Иоанна 17:14, От Иоанна 17:16–18, От Иоанна 17:19, От Иоанна 17:20, От Иоанна 17:21, От Иоанна 17:22, От Иоанна 17:23, От Иоанна 17:24, От Иоанна 17:26, От Иоанна 18:1–2, От Иоанна 18:1–40, От Иоанна 18:3, От Иоанна 18:5, От Иоанна 18:6, От Иоанна 18:8, От Иоанна 18:9, От Иоанна 18:10–11, От Иоанна 18:12–14, От Иоанна 18:14, От Иоанна 18:15, От Иоанна 18:16–17, От Иоанна 18:19, От Иоанна 18:20–21, От Иоанна 18:22–23, От Иоанна 18:24, От Иоанна 18:25–27, От Иоанна 18:28, От Иоанна 18:29, От Иоанна 18:31–32, От Иоанна 18:33, От Иоанна 18:34–35, От Иоанна 18:36–37, От Иоанна 18:38–39, От Иоанна 18:40, От Иоанна 19:1–16, От Иоанна 19:2, От Иоанна 19:4–6, От Иоанна 19:6, От Иоанна 19:7, От Иоанна 19:8–9, От Иоанна 19:10–11, От Иоанна 19:12, От Иоанна 19:13, От Иоанна 19:14, От Иоанна 19:15, От Иоанна 19:16, От Иоанна 19:17, От Иоанна 19:18, От Иоанна 19:19–22, От Иоанна 19:23–24, От Иоанна 19:25–26, От Иоанна 19:27, От Иоанна 19:29, От Иоанна 19:30, От Иоанна 19:31–33, От Иоанна 19:34, От Иоанна 19:35, От Иоанна 19:36, От Иоанна 19:37, От Иоанна 19:38, От Иоанна 19:39, От Иоанна 19:41, От Иоанна 19:42, От Иоанна 20:1, От Иоанна 20:2, От Иоанна 20:3–10, От Иоанна 20:6–7, От Иоанна 20:8–9, От Иоанна 20:11–13, От Иоанна 20:14–15, От Иоанна 20:16, От Иоанна 20:17, От Иоанна 20:18, От Иоанна 20:19, От Иоанна 20:20, От Иоанна 20:21, От Иоанна 20:22, От Иоанна 20:23, От Иоанна 20:24–25, От Иоанна 20:26–27, От Иоанна 20:28, От Иоанна 20:29, От Иоанна 20:30–31, От Иоанна 20:31, От Иоанна 21:1–25, От Иоанна 21:2, От Иоанна 21:3, От Иоанна 21:4, От Иоанна 21:6, От Иоанна 21:7, От Иоанна 21:9, Иоанн 21:11, От Иоанна 21:12–13, От Иоанна 21:14, От Иоанна 21:15, От Иоанна 21:15–17, От Иоанна 21:17, От Иоанна 21:18, От Иоанна 21:19, От Иоанна 21:20–22, От Иоанна 21:23, От Иоанна 21:24, От Иоанна 21:25</w:t>
+      </w:r>
+      <w:r/>
+    </w:p>
+    <w:p>
+      <w:r/>
+      <w:r>
+        <w:t xml:space="preserve"> </w:t>
+      </w:r>
+      <w:r/>
+      <w:r/>
+    </w:p>
+    <w:p>
+      <w:pPr>
+        <w:sectPr>
           <w:footnotePr>
             <w:numRestart w:val="eachSect"/>
           </w:footnotePr>

--- a/rus/docx/43.content.docx
+++ b/rus/docx/43.content.docx
@@ -163,13 +163,6 @@
         <w:rPr>
           <w:lang w:val="ru_RU" w:bidi="ru_RU"/>
         </w:rPr>
-      </w:r>
-      <w:r>
-        <w:rPr>
-          <w:i/>
-          <w:lang w:val="ru_RU" w:bidi="ru_RU"/>
-        </w:rPr>
-        <w:t>От Иоанна 1:1, От Иоанна 1:1–18, От Иоанна 1:3, От Иоанна 1:4, От Иоанна 1:4–5, От Иоанна 1:5, От Иоанна 1:6–9, От Иоанна 1:8, От Иоанна 1:10, От Иоанна 1:12, От Иоанна 1:13, От Иоанна 1:14, От Иоанна 1:15, От Иоанна 1:17, От Иоанна 1:18, От Иоанна1:19–51, От Иоанна 1:19–12:50, От Иоанна 1:20, От Иоанна 1:21, От Иоанна 1:22–23, От Иоанна 1:24, От Иоанна 1:25–26, От Иоанна 1:27, От Иоанна 1:29, От Иоанна 1:32, От Иоанна 1:34, От Иоанна 1:35–51, От Иоанна 1:40–42, От Иоанна 1:43–44, От Иоанна 1:45, От Иоанна 1:46, От Иоанна 1:47, От Иоанна 1:48–49, От Иоанна 1:51, От Иоанна 2:1, От Иоанна 2:1–25, От Иоанна 2:1–10:42, От Иоанна 2:3, От Иоанна 2:4, От Иоанна 2:6, От Иоанна 2:9–10, От Иоанна 2:11, От Иоанна 2:13, От Иоанна 2:14–17, От Иоанна 2:19–21, От Иоанна 2:22, От Иоанна 2:24, От Иоанна 3:1, От Иоанна 3:2, От Иоанна 3:3, От Иоанна 3:5, От Иоанна 3:8, От Иоанна 3:13, От Иоанна 3:14–15, От Иоанна 3:16, От Иоанна 3:16–21, От Иоанна 3:18, От Иоанна 3:19–20, От Иоанна 3:22, От Иоанна 3:22–36, От Иоанна 3:24, От Иоанна 3:26, От Иоанна 3:27–35, От Иоанна 3:29, От Иоанна 3:31, От Иоанна 3:34–35, От Иоанна 3:36, От Иоанна 4:1–42, От Иоанна 4:2, От Иоанна 4:3, От Иоанна 4:4–6, От Иоанна 4:7, От Иоанна 4:9, От Иоанна 4:10, От Иоанна 4:11, От Иоанна 4:12, От Иоанна 4:14, От Иоанна 4:15, От Иоанна 4:16–18, От Иоанна 4:19, От Иоанна 4:19–20, От Иоанна 4:20, От Иоанна 4:21–22, От Иоанна 4:24, От Иоанна 4:26, От Иоанна 4:27–30, От Иоанна 4:32–34, От Иоанна 4:35, От Иоанна 4:38, От Иоанна 4:39–40, От Иоанна 4:42, От Иоанна 4:44–45, От Иоанна 4:48, От Иоанна 4:50, От Иоанна 4:53, От Иоанна 4:54, От Иоанна 5:1, От Иоанна 5:1–40, От Иоанна 5:1–10:42, От Иоанна 5:2, От Иоанна 5:3, От Иоанна 5:5, От Иоанна 5:8–9, От Иоанна 5:12, От Иоанна 5:14, От Иоанна 5:17, От Иоанна 5:19–30, От Иоанна 5:21, От Иоанна 5:22, От Иоанна 5:23, От Иоанна 5:24, От Иоанна 5:31–40, От Иоанна 5:32, От Иоанна 5:33–35, От Иоанна 5:36, От Иоанна 5:39–40, От Иоанна 5:41–47, От Иоанна 5:42, От Иоанна 5:44, От Иоанна 5:45–46, От Иоанна 6:1–15, От Иоанна 6:1–71, От Иоанна 6:5, От Иоанна 6:9, От Иоанна 6:10, От Иоанна 6:11, От Иоанна 6:14, От Иоанна 6:15, От Иоанна 6:18, От Иоанна 6:19, От Иоанна 6:20, От Иоанна 6:21, От Иоанна 6:24, От Иоанна 6:26, От Иоанна 6:26–59, От Иоанна 6:27, От Иоанна 6:30, От Иоанна 6:32–33, От Иоанна 6:34, От Иоанна 6:35, От Иоанна 6:37, От Иоанна 6:37–40, От Иоанна 6:41–42, От Иоанна 6:43–51, От Иоанна 6:49–50, От Иоанна 6:51, От Иоанна 6:53–58, От Иоанна 6:60–61, От Иоанна 6:63, От Иоанна 6:65, От Иоанна 6:68–69, От Иоанна 6:70–71, От Иоанна 7:1–52, От Иоанна 7:2, От Иоанна 7:3–5, От Иоанна 7:6–8, От Иоанна 7:15, От Иоанна 7:17, От Иоанна 7:19, От Иоанна 7:20, От Иоанна 7:22, От Иоанна 7:27, От Иоанна 7:29, От Иоанна 7:30, От Иоанна 7:32–36, От Иоанна 7:37–38, От Иоанна 7:39, От Иоанна 7:41–42, От Иоанна 7:45–52, От Иоанна 7:49–51, От Иоанна 7:52, От Иоанна 7:53–8:11, От Иоанна 8:3, От Иоанна 8:4, От Иоанна 8:5, От Иоанна 8:6, От Иоанна 8:7, От Иоанна 8:9, От Иоанна 8:11, От Иоанна 8:12, От Иоанна 8:12–59, От Иоанна 8:13, От Иоанна 8:14–15, От Иоанна 8:19, От Иоанна 8:20, От Иоанна 8:21, От Иоанна 8:23, От Иоанна 8:24, От Иоанна 8:25, От Иоанна 8:28, От Иоанна 8:30, От Иоанна 8:31–32, От Иоанна 8:33, От Иоанна 8:35, От Иоанна 8:37–41, От Иоанна 8:41, От Иоанна 8:44, От Иоанна 8:48–49, От Иоанна 8:53, От Иоанна 8:56, От Иоанна 8:57, От Иоанна 8:58, От Иоанна 8:59, От Иоанна 9:1–41, От Иоанна 9:2, От Иоанна 9:5, От Иоанна 9:6, От Иоанна 9:7, От Иоанна 9:11, От Иоанна 9:13, От Иоанна 9:17, От Иоанна 9:18, От Иоанна 9:20–22, От Иоанна 9:24, От Иоанна 9:28–29, От Иоанна 9:30, От Иоанна 9:32–33, От Иоанна 9:34, От Иоанна 9:35, От Иоанна 9:35–38, От Иоанна 9:40–41, От Иоанна 10:1, От Иоанна 10:1–21, От Иоанна 10:1–42, От Иоанна 10:3, От Иоанна 10:4, От Иоанна 10:7, От Иоанна 10:9, От Иоанна 10:10, От Иоанна 10:11–13, От Иоанна 10:11–14, От Иоанна 10:14–17, От Иоанна 10:15, От Иоанна 10:16, От Иоанна 10:18, От Иоанна 10:19–21, От Иоанна 10:22, От Иоанна 10:23, От Иоанна 10:24, От Иоанна 10:25, От Иоанна 10:25–42, От Иоанна 10:27–29, От Иоанна 10:30, От Иоанна 10:31–33, От Иоанна 10:34–36, От Иоанна 10:38, От Иоанна 10:40, От Иоанна 10:41, От Иоанна 10:42, От Иоанна 11:1, От Иоанна 11:1–57, От Иоанна 11:3, От Иоанна 11:4, От Иоанна 11:6, От Иоанна 11:8, От Иоанна 11:16, От Иоанна 11:17, От Иоанна 11:19, От Иоанна 11:21, От Иоанна 11:22, От Иоанна 11:24, От Иоанна 11:25, От Иоанна 11:26–27, От Иоанна 11:28–32, От Иоанна 11:33, От Иоанна 11:39, От Иоанна 11:45–46, От Иоанна 11:48, От Иоанна 11:49, От Иоанна 11:50–51, От Иоанна 11:52, От Иоанна 11:53–54, От Иоанна 11:55–57, От Иоанна 12:1, От Иоанна 12:1–50, От Иоанна 12:2, От Иоанна 12:3, От Иоанна 12:5, От Иоанна 12:7, От Иоанна 12:8, От Иоанна 12:12, От Иоанна 12:13, От Иоанна 12:14, От Иоанна 12:16, От Иоанна 12:17–19, От Иоанна 12:19, От Иоанна 12:20, От Иоанна 12:21, От Иоанна 12:23, От Иоанна 12:24, От Иоанна 12:25, От Иоанна 12:27, От Иоанна 12:28, От Иоанна 12:29, От Иоанна 12:31–33, От Иоанна 12:32–34, От Иоанна 12:34, От Иоанна 12:36, От Иоанна 12:37, От Иоанна 12:39–40, От Иоанна 12:41, От Иоанна 12:42–43, От Иоанна 12:44–50, От Иоанна 12:49–50, От Иоанна 13:1–38, От Иоанна 13:1–20.31, От Иоанна 13:2, От Иоанна 13:4–5, От Иоанна 13:8, От Иоанна 13:9, От Иоанна 13:10, От Иоанн 13:14–15, От Иоанна 13:16, От Иоанна 13:18, От Иоанна 13:19, От Иоанна 13:21, От Иоанна 13:23, От Иоанна 13:25, От Иоанна 13:26, От Иоанна 13:27, От Иоанна 13:28–29, От Иоанна 13:30, От Иоанна 13:31, От Иоанна 13:31–17:26, От Иоанна 13:33, От Иоанна 13:34–35, От Иоанна 13:37, От Иоанна 14:1, От Иоанна 14:1–31, От Иоанна 14:2, От Иоанна 14:3, От Иоанна 14:6, От Иоанна 14:8, От Иоанна 14:9, От Иоанна 14:10, От Иоанна 14:12, От Иоанна 14:15, От Иоанна 14:16, От Иоанна 14:17, От Иоанна 14:18, От Иоанна 14:20, От Иоанна 14:22, От Иоанна 14:23–24, От Иоанна 14:26, От Иоанна 14:27, От Иоанна 14:28, От Иоанна 14:30, От Иоанна 15:1, От Иоанна 15:1–27, От Иоанна 15:2–3, От Иоанна 15:4, От Иоанна 15:6, От Иоанна 15:7, От Иоанна 15:8, От Иоанна 15:10, От Иоанна 15:12–13, От Иоанна 15:14–16, От Иоанна 15:15, От Иоанна 15:18–27, От Иоанна 15:20, От Иоанна 15:22–24, От Иоанна 15:25, От Иоанна 15:26, От Иоанна 15:27, От Иоанна 16:1–2, От Иоанна 16:7, От Иоанна 16:8, От Иоанна 16:8–11, От Иоанна 16:11, От Иоанна 16:13, От Иоанна 16:16, От Иоанна 16:16–33, От Иоанна 16:20, От Иоанна 16:21, От Иоанна 16:23–24, От Иоанна 16:25, От Иоанна 16:26–27, От Иоанна 16:33, От Иоанна 17:1, От Иоанна 17:1–26, От Иоанна 17:2, От Иоанна 17:3, От Иоанна 17:4, От Иоанна 17:5, От Иоанна 17:6, От Иоанна 17:8, От Иоанна 17:9–19, От Иоанна 17:10, От Иоанна 17:11, От Иоанна 17:12–13, От Иоанна 17:14, От Иоанна 17:16–18, От Иоанна 17:19, От Иоанна 17:20, От Иоанна 17:21, От Иоанна 17:22, От Иоанна 17:23, От Иоанна 17:24, От Иоанна 17:26, От Иоанна 18:1–2, От Иоанна 18:1–40, От Иоанна 18:3, От Иоанна 18:5, От Иоанна 18:6, От Иоанна 18:8, От Иоанна 18:9, От Иоанна 18:10–11, От Иоанна 18:12–14, От Иоанна 18:14, От Иоанна 18:15, От Иоанна 18:16–17, От Иоанна 18:19, От Иоанна 18:20–21, От Иоанна 18:22–23, От Иоанна 18:24, От Иоанна 18:25–27, От Иоанна 18:28, От Иоанна 18:29, От Иоанна 18:31–32, От Иоанна 18:33, От Иоанна 18:34–35, От Иоанна 18:36–37, От Иоанна 18:38–39, От Иоанна 18:40, От Иоанна 19:1–16, От Иоанна 19:2, От Иоанна 19:4–6, От Иоанна 19:6, От Иоанна 19:7, От Иоанна 19:8–9, От Иоанна 19:10–11, От Иоанна 19:12, От Иоанна 19:13, От Иоанна 19:14, От Иоанна 19:15, От Иоанна 19:16, От Иоанна 19:17, От Иоанна 19:18, От Иоанна 19:19–22, От Иоанна 19:23–24, От Иоанна 19:25–26, От Иоанна 19:27, От Иоанна 19:29, От Иоанна 19:30, От Иоанна 19:31–33, От Иоанна 19:34, От Иоанна 19:35, От Иоанна 19:36, От Иоанна 19:37, От Иоанна 19:38, От Иоанна 19:39, От Иоанна 19:41, От Иоанна 19:42, От Иоанна 20:1, От Иоанна 20:2, От Иоанна 20:3–10, От Иоанна 20:6–7, От Иоанна 20:8–9, От Иоанна 20:11–13, От Иоанна 20:14–15, От Иоанна 20:16, От Иоанна 20:17, От Иоанна 20:18, От Иоанна 20:19, От Иоанна 20:20, От Иоанна 20:21, От Иоанна 20:22, От Иоанна 20:23, От Иоанна 20:24–25, От Иоанна 20:26–27, От Иоанна 20:28, От Иоанна 20:29, От Иоанна 20:30–31, От Иоанна 20:31, От Иоанна 21:1–25, От Иоанна 21:2, От Иоанна 21:3, От Иоанна 21:4, От Иоанна 21:6, От Иоанна 21:7, От Иоанна 21:9, Иоанн 21:11, От Иоанна 21:12–13, От Иоанна 21:14, От Иоанна 21:15, От Иоанна 21:15–17, От Иоанна 21:17, От Иоанна 21:18, От Иоанна 21:19, От Иоанна 21:20–22, От Иоанна 21:23, От Иоанна 21:24, От Иоанна 21:25</w:t>
       </w:r>
       <w:r>
         <w:rPr>

--- a/rus/docx/43.content.docx
+++ b/rus/docx/43.content.docx
@@ -150,19 +150,6 @@
           <w:lang w:val="ru_RU" w:bidi="ru_RU"/>
         </w:rPr>
         <w:t>JHN</w:t>
-      </w:r>
-      <w:r>
-        <w:rPr>
-          <w:lang w:val="ru_RU" w:bidi="ru_RU"/>
-        </w:rPr>
-      </w:r>
-    </w:p>
-    <w:p>
-      <w:pPr/>
-      <w:r>
-        <w:rPr>
-          <w:lang w:val="ru_RU" w:bidi="ru_RU"/>
-        </w:rPr>
       </w:r>
       <w:r>
         <w:rPr>

--- a/rus/docx/43.content.docx
+++ b/rus/docx/43.content.docx
@@ -19,7 +19,7 @@
         <w:rPr>
           <w:lang w:val="ru_RU" w:bidi="ru_RU"/>
         </w:rPr>
-        <w:t>Resource: Заметки к учебнику (Тиндейл)</w:t>
+        <w:t>Resource: Tyndale Open Study Notes</w:t>
       </w:r>
       <w:r>
         <w:rPr>
@@ -112,7 +112,7 @@
         <w:rPr>
           <w:lang w:val="ru_RU" w:bidi="ru_RU"/>
         </w:rPr>
-        <w:t>Заметки к учебнику (Тиндейл)</w:t>
+        <w:t>Tyndale Open Study Notes</w:t>
       </w:r>
     </w:p>
     <w:p>
@@ -255,7 +255,7 @@
         <w:rPr>
           <w:lang w:val="ru_RU" w:bidi="ru_RU"/>
         </w:rPr>
-        <w:t>, Евангелие от Иоанна представляет Иисуса Христа, через которого Бог всё сотворил (</w:t>
+        <w:t>, Евангелие от Иоанна представляет Иисуса Христа, через Которого Бог всё сотворил (</w:t>
       </w:r>
       <w:hyperlink r:id="rId14">
         <w:r>
@@ -382,7 +382,13 @@
         <w:rPr>
           <w:lang w:val="ru_RU" w:bidi="ru_RU"/>
         </w:rPr>
-        <w:t>).</w:t>
+        <w:t xml:space="preserve">). </w:t>
+      </w:r>
+      <w:r>
+        <w:rPr>
+          <w:lang w:val="ru_RU" w:bidi="ru_RU"/>
+        </w:rPr>
+        <w:t>Логос — это Слово Божье, через которое Бог сотворил всё, явил Себя и стал человеком в лице Иисуса Христа. Позднее христианское учение описывает Слово как вторую личность Троицы (ту, Которая полностью разделяет Божью природу с Отцом и Святым Духом).</w:t>
       </w:r>
       <w:r>
         <w:rPr>
@@ -22493,7 +22499,7 @@
         <w:rPr>
           <w:lang w:val="ru_RU" w:bidi="ru_RU"/>
         </w:rPr>
-        <w:t xml:space="preserve">), однако сама фраза указывает, что Иисус одновременно был и простым человека, и Христом (ср. </w:t>
+        <w:t xml:space="preserve">), однако сама фраза указывает, что Иисус одновременно был и простым человека, и Христом. В книге </w:t>
       </w:r>
       <w:hyperlink r:id="rId107">
         <w:r>
@@ -22504,14 +22510,14 @@
             <w:color w:val="0000EE"/>
             <w:u w:val="single"/>
           </w:rPr>
-          <w:t>Дан.7:13–14</w:t>
-        </w:r>
-      </w:hyperlink>
-      <w:r>
-        <w:rPr>
-          <w:lang w:val="ru_RU" w:bidi="ru_RU"/>
-        </w:rPr>
-        <w:t>).</w:t>
+          <w:t>Даниила 7:13–14</w:t>
+        </w:r>
+      </w:hyperlink>
+      <w:r>
+        <w:rPr>
+          <w:lang w:val="ru_RU" w:bidi="ru_RU"/>
+        </w:rPr>
+        <w:t xml:space="preserve"> этот человек получает от Бога власть и вечное царство. Позже иудейская традиция связала эту фигуру с надеждами на Мессию. Иоанн использует титул Сын Человеческий, чтобы указать на Иисуса как на обычного человека и как на Христа, назначенного Богом.</w:t>
       </w:r>
       <w:r>
         <w:rPr>
@@ -23986,7 +23992,19 @@
         <w:rPr>
           <w:lang w:val="ru_RU" w:bidi="ru_RU"/>
         </w:rPr>
-        <w:t>Никто не отнимает её» — Сын принял смерть добровольно. Иисус не был мучеником или жертвой. Он добровольно принял решение умереть в знак послушания и близких отношений со Своим Отцом</w:t>
+        <w:t xml:space="preserve">Никто не отнимает её» — Сын принял смерть добровольно. Но </w:t>
+      </w:r>
+      <w:r>
+        <w:rPr>
+          <w:lang w:val="ru_RU" w:bidi="ru_RU"/>
+        </w:rPr>
+        <w:t xml:space="preserve">Иисус не был беспомощной жертвой неподконтрольных Ему событий. </w:t>
+      </w:r>
+      <w:r>
+        <w:rPr>
+          <w:lang w:val="ru_RU" w:bidi="ru_RU"/>
+        </w:rPr>
+        <w:t>Он добровольно принял решение умереть в знак послушания и близких отношений со Своим Отцом</w:t>
       </w:r>
       <w:r>
         <w:rPr>

--- a/rus/docx/43.content.docx
+++ b/rus/docx/43.content.docx
@@ -15058,7 +15058,13 @@
         <w:rPr>
           <w:lang w:val="ru_RU" w:bidi="ru_RU"/>
         </w:rPr>
-        <w:t>В еврейском языке выражение «плоть и кровь» означает «всего человека». Скорее всего, Иисус призывал людей принять Его и уверовать в Него. В некоторых христианских традициях хлеб рассматривается как плоть Христа, ломимая за людей, а вино — как Его кровь, пролитая за всех. Другие понимают хлеб и вино духовно. В любом случае, таинство хлебопреломления означает не что иное, как принятие жертвы Иисуса, дающей жизнь.</w:t>
+        <w:t xml:space="preserve">В еврейском языке выражение «плоть и кровь» означает «всего человека». Скорее всего, Иисус призывал людей принять Его и уверовать в Него. </w:t>
+      </w:r>
+      <w:r>
+        <w:rPr>
+          <w:lang w:val="ru_RU" w:bidi="ru_RU"/>
+        </w:rPr>
+        <w:t>Cо времён Реформации появилось три доминирующих толкования фразы Иисуса о хлебе и вине: (1) что хлеб и вино во время Вечери буквально превращаются в Тело и Кровь Иисуса Христа (транссубстанциация или пресуществление); (2) что Христос, как понимается, действительно присутствует в таинстве таинственным, но реальным образом, который превосходит человеческое понимание (реальное присутствие).; (3) что хлеб и вино просто являются символами Тела и Крови Христа, а принятие Вечери приносит участникам особую благодать по вере через Святого Духа (символизм).</w:t>
       </w:r>
       <w:r>
         <w:rPr>

--- a/rus/docx/43.content.docx
+++ b/rus/docx/43.content.docx
@@ -19,7 +19,7 @@
         <w:rPr>
           <w:lang w:val="ru_RU" w:bidi="ru_RU"/>
         </w:rPr>
-        <w:t>Resource: Tyndale Open Study Notes</w:t>
+        <w:t>Resource: Aquifer Open Study Notes</w:t>
       </w:r>
       <w:r>
         <w:rPr>
@@ -112,7 +112,7 @@
         <w:rPr>
           <w:lang w:val="ru_RU" w:bidi="ru_RU"/>
         </w:rPr>
-        <w:t>Tyndale Open Study Notes</w:t>
+        <w:t>Aquifer Open Study Notes</w:t>
       </w:r>
     </w:p>
     <w:p>
